--- a/Notes/Fixed Precision Math.docx
+++ b/Notes/Fixed Precision Math.docx
@@ -126,14 +126,7 @@
               <w:rFonts w:ascii="Cambria Math" w:hAnsi="Cambria Math"/>
               <w:lang w:val="en-US"/>
             </w:rPr>
-            <m:t>=</m:t>
-          </m:r>
-          <m:r>
-            <w:rPr>
-              <w:rFonts w:ascii="Cambria Math" w:hAnsi="Cambria Math"/>
-              <w:lang w:val="en-US"/>
-            </w:rPr>
-            <m:t>(1∙</m:t>
+            <m:t>=(1∙</m:t>
           </m:r>
           <m:sSup>
             <m:sSupPr>
@@ -169,14 +162,7 @@
               <w:rFonts w:ascii="Cambria Math" w:hAnsi="Cambria Math"/>
               <w:lang w:val="en-US"/>
             </w:rPr>
-            <m:t>+7</m:t>
-          </m:r>
-          <m:r>
-            <w:rPr>
-              <w:rFonts w:ascii="Cambria Math" w:hAnsi="Cambria Math"/>
-              <w:lang w:val="en-US"/>
-            </w:rPr>
-            <m:t>∙</m:t>
+            <m:t>+7∙</m:t>
           </m:r>
           <m:sSup>
             <m:sSupPr>
@@ -212,14 +198,7 @@
               <w:rFonts w:ascii="Cambria Math" w:hAnsi="Cambria Math"/>
               <w:lang w:val="en-US"/>
             </w:rPr>
-            <m:t>+3</m:t>
-          </m:r>
-          <m:r>
-            <w:rPr>
-              <w:rFonts w:ascii="Cambria Math" w:hAnsi="Cambria Math"/>
-              <w:lang w:val="en-US"/>
-            </w:rPr>
-            <m:t>∙</m:t>
+            <m:t>+3∙</m:t>
           </m:r>
           <m:sSup>
             <m:sSupPr>
@@ -255,21 +234,7 @@
               <w:rFonts w:ascii="Cambria Math" w:hAnsi="Cambria Math"/>
               <w:lang w:val="en-US"/>
             </w:rPr>
-            <m:t>+20</m:t>
-          </m:r>
-          <m:r>
-            <w:rPr>
-              <w:rFonts w:ascii="Cambria Math" w:hAnsi="Cambria Math"/>
-              <w:lang w:val="en-US"/>
-            </w:rPr>
-            <m:t>∙</m:t>
-          </m:r>
-          <m:r>
-            <w:rPr>
-              <w:rFonts w:ascii="Cambria Math" w:hAnsi="Cambria Math"/>
-              <w:lang w:val="en-US"/>
-            </w:rPr>
-            <m:t>10+4)</m:t>
+            <m:t>+20∙10+4)</m:t>
           </m:r>
         </m:oMath>
       </m:oMathPara>
@@ -1370,7 +1335,7 @@
           <w:rFonts w:eastAsiaTheme="minorEastAsia"/>
           <w:lang w:val="en-US"/>
         </w:rPr>
-        <w:t>a term</w:t>
+        <w:t>the term</w:t>
       </w:r>
       <w:r>
         <w:rPr>
@@ -1590,7 +1555,91 @@
           <w:rFonts w:eastAsiaTheme="minorEastAsia"/>
           <w:lang w:val="en-US"/>
         </w:rPr>
-        <w:t xml:space="preserve">is a number a defined up to top digit j with all following bottom digits set to 0. In other words, in each term this sum is progressively precise approximation of a. And </w:t>
+        <w:t xml:space="preserve">is a number </w:t>
+      </w:r>
+      <m:oMath>
+        <m:r>
+          <w:rPr>
+            <w:rFonts w:ascii="Cambria Math" w:eastAsiaTheme="minorEastAsia" w:hAnsi="Cambria Math"/>
+            <w:lang w:val="en-US"/>
+          </w:rPr>
+          <m:t>a</m:t>
+        </m:r>
+      </m:oMath>
+      <w:r>
+        <w:rPr>
+          <w:rFonts w:eastAsiaTheme="minorEastAsia"/>
+          <w:lang w:val="en-US"/>
+        </w:rPr>
+        <w:t xml:space="preserve"> defined up to top digit </w:t>
+      </w:r>
+      <m:oMath>
+        <m:r>
+          <w:rPr>
+            <w:rFonts w:ascii="Cambria Math" w:eastAsiaTheme="minorEastAsia" w:hAnsi="Cambria Math"/>
+            <w:lang w:val="en-US"/>
+          </w:rPr>
+          <m:t>j</m:t>
+        </m:r>
+      </m:oMath>
+      <w:r>
+        <w:rPr>
+          <w:rFonts w:eastAsiaTheme="minorEastAsia"/>
+          <w:lang w:val="en-US"/>
+        </w:rPr>
+        <w:t xml:space="preserve"> with all following bottom digits set to 0. In other words, in each term</w:t>
+      </w:r>
+      <w:r>
+        <w:rPr>
+          <w:rFonts w:eastAsiaTheme="minorEastAsia"/>
+          <w:lang w:val="en-US"/>
+        </w:rPr>
+        <w:t xml:space="preserve"> of </w:t>
+      </w:r>
+      <m:oMath>
+        <m:sSup>
+          <m:sSupPr>
+            <m:ctrlPr>
+              <w:rPr>
+                <w:rFonts w:ascii="Cambria Math" w:eastAsiaTheme="minorEastAsia" w:hAnsi="Cambria Math"/>
+                <w:i/>
+                <w:lang w:val="en-US"/>
+              </w:rPr>
+            </m:ctrlPr>
+          </m:sSupPr>
+          <m:e>
+            <m:r>
+              <w:rPr>
+                <w:rFonts w:ascii="Cambria Math" w:eastAsiaTheme="minorEastAsia" w:hAnsi="Cambria Math"/>
+                <w:lang w:val="en-US"/>
+              </w:rPr>
+              <m:t>a</m:t>
+            </m:r>
+          </m:e>
+          <m:sup>
+            <m:r>
+              <w:rPr>
+                <w:rFonts w:ascii="Cambria Math" w:eastAsiaTheme="minorEastAsia" w:hAnsi="Cambria Math"/>
+                <w:lang w:val="en-US"/>
+              </w:rPr>
+              <m:t>2</m:t>
+            </m:r>
+          </m:sup>
+        </m:sSup>
+      </m:oMath>
+      <w:r>
+        <w:rPr>
+          <w:rFonts w:eastAsiaTheme="minorEastAsia"/>
+          <w:lang w:val="en-US"/>
+        </w:rPr>
+        <w:t xml:space="preserve"> expression</w:t>
+      </w:r>
+      <w:r>
+        <w:rPr>
+          <w:rFonts w:eastAsiaTheme="minorEastAsia"/>
+          <w:lang w:val="en-US"/>
+        </w:rPr>
+        <w:t xml:space="preserve"> this sum is progressively precise approximation of a. And </w:t>
       </w:r>
       <m:oMath>
         <m:sSub>
@@ -1628,7 +1677,59 @@
           <w:rFonts w:eastAsiaTheme="minorEastAsia"/>
           <w:lang w:val="en-US"/>
         </w:rPr>
-        <w:t xml:space="preserve"> in each term is a next digit that we need to define.</w:t>
+        <w:t xml:space="preserve"> in each term </w:t>
+      </w:r>
+      <w:r>
+        <w:rPr>
+          <w:rFonts w:eastAsiaTheme="minorEastAsia"/>
+          <w:lang w:val="en-US"/>
+        </w:rPr>
+        <w:t xml:space="preserve">of </w:t>
+      </w:r>
+      <m:oMath>
+        <m:sSup>
+          <m:sSupPr>
+            <m:ctrlPr>
+              <w:rPr>
+                <w:rFonts w:ascii="Cambria Math" w:eastAsiaTheme="minorEastAsia" w:hAnsi="Cambria Math"/>
+                <w:i/>
+                <w:lang w:val="en-US"/>
+              </w:rPr>
+            </m:ctrlPr>
+          </m:sSupPr>
+          <m:e>
+            <m:r>
+              <w:rPr>
+                <w:rFonts w:ascii="Cambria Math" w:eastAsiaTheme="minorEastAsia" w:hAnsi="Cambria Math"/>
+                <w:lang w:val="en-US"/>
+              </w:rPr>
+              <m:t>a</m:t>
+            </m:r>
+          </m:e>
+          <m:sup>
+            <m:r>
+              <w:rPr>
+                <w:rFonts w:ascii="Cambria Math" w:eastAsiaTheme="minorEastAsia" w:hAnsi="Cambria Math"/>
+                <w:lang w:val="en-US"/>
+              </w:rPr>
+              <m:t>2</m:t>
+            </m:r>
+          </m:sup>
+        </m:sSup>
+      </m:oMath>
+      <w:r>
+        <w:rPr>
+          <w:rFonts w:eastAsiaTheme="minorEastAsia"/>
+          <w:lang w:val="en-US"/>
+        </w:rPr>
+        <w:t xml:space="preserve"> </w:t>
+      </w:r>
+      <w:r>
+        <w:rPr>
+          <w:rFonts w:eastAsiaTheme="minorEastAsia"/>
+          <w:lang w:val="en-US"/>
+        </w:rPr>
+        <w:t>is a next digit that we need to define.</w:t>
       </w:r>
     </w:p>
     <w:p>
@@ -1681,7 +1782,21 @@
           <w:rFonts w:eastAsiaTheme="minorEastAsia"/>
           <w:lang w:val="en-US"/>
         </w:rPr>
-        <w:t xml:space="preserve"> we go through all possible values for a digit from bigger to smaller. For each candidate value we compute </w:t>
+        <w:t xml:space="preserve"> we go through all possible values for </w:t>
+      </w:r>
+      <w:r>
+        <w:rPr>
+          <w:rFonts w:eastAsiaTheme="minorEastAsia"/>
+          <w:lang w:val="en-US"/>
+        </w:rPr>
+        <w:t>this</w:t>
+      </w:r>
+      <w:r>
+        <w:rPr>
+          <w:rFonts w:eastAsiaTheme="minorEastAsia"/>
+          <w:lang w:val="en-US"/>
+        </w:rPr>
+        <w:t xml:space="preserve"> digit from bigger to smaller. For each candidate value we compute </w:t>
       </w:r>
       <m:oMath>
         <m:sSup>
@@ -1989,7 +2104,14 @@
           <w:rFonts w:eastAsiaTheme="minorEastAsia"/>
           <w:lang w:val="en-US"/>
         </w:rPr>
-        <w:t xml:space="preserve">Note, that this value is for </w:t>
+        <w:t>Note</w:t>
+      </w:r>
+      <w:r>
+        <w:rPr>
+          <w:rFonts w:eastAsiaTheme="minorEastAsia"/>
+          <w:lang w:val="en-US"/>
+        </w:rPr>
+        <w:t xml:space="preserve"> that this value is for </w:t>
       </w:r>
       <m:oMath>
         <m:r>
@@ -2268,14 +2390,7 @@
                       <w:rFonts w:ascii="Cambria Math" w:eastAsiaTheme="minorEastAsia" w:hAnsi="Cambria Math"/>
                       <w:lang w:val="en-US"/>
                     </w:rPr>
-                    <m:t>i</m:t>
-                  </m:r>
-                  <m:r>
-                    <w:rPr>
-                      <w:rFonts w:ascii="Cambria Math" w:eastAsiaTheme="minorEastAsia" w:hAnsi="Cambria Math"/>
-                      <w:lang w:val="en-US"/>
-                    </w:rPr>
-                    <m:t>-1</m:t>
+                    <m:t>i-1</m:t>
                   </m:r>
                 </m:sup>
                 <m:e>
@@ -2520,7 +2635,14 @@
           <w:rFonts w:eastAsiaTheme="minorEastAsia"/>
           <w:lang w:val="en-US"/>
         </w:rPr>
-        <w:t>Also we can denote “</w:t>
+        <w:t>Also,</w:t>
+      </w:r>
+      <w:r>
+        <w:rPr>
+          <w:rFonts w:eastAsiaTheme="minorEastAsia"/>
+          <w:lang w:val="en-US"/>
+        </w:rPr>
+        <w:t xml:space="preserve"> we can denote “</w:t>
       </w:r>
       <m:oMath>
         <m:r>
@@ -2579,7 +2701,14 @@
           <w:rFonts w:eastAsiaTheme="minorEastAsia"/>
           <w:lang w:val="en-US"/>
         </w:rPr>
-        <w:t xml:space="preserve"> starting and including digit </w:t>
+        <w:t>,</w:t>
+      </w:r>
+      <w:r>
+        <w:rPr>
+          <w:rFonts w:eastAsiaTheme="minorEastAsia"/>
+          <w:lang w:val="en-US"/>
+        </w:rPr>
+        <w:t xml:space="preserve"> including digit </w:t>
       </w:r>
       <m:oMath>
         <m:sSub>
@@ -2718,21 +2847,7 @@
               <w:rFonts w:ascii="Cambria Math" w:eastAsiaTheme="minorEastAsia" w:hAnsi="Cambria Math"/>
               <w:lang w:val="en-US"/>
             </w:rPr>
-            <m:t>x = res</m:t>
-          </m:r>
-          <m:r>
-            <w:rPr>
-              <w:rFonts w:ascii="Cambria Math" w:eastAsiaTheme="minorEastAsia" w:hAnsi="Cambria Math"/>
-              <w:lang w:val="en-US"/>
-            </w:rPr>
-            <m:t>+rem</m:t>
-          </m:r>
-          <m:r>
-            <w:rPr>
-              <w:rFonts w:ascii="Cambria Math" w:eastAsiaTheme="minorEastAsia" w:hAnsi="Cambria Math"/>
-              <w:lang w:val="en-US"/>
-            </w:rPr>
-            <m:t>=res+term+(rem-term)</m:t>
+            <m:t>x = res+rem=res+term+(rem-term)</m:t>
           </m:r>
         </m:oMath>
       </m:oMathPara>
@@ -2794,7 +2909,21 @@
           <w:rFonts w:eastAsiaTheme="minorEastAsia"/>
           <w:lang w:val="en-US"/>
         </w:rPr>
-        <w:t xml:space="preserve"> into term expression as </w:t>
+        <w:t xml:space="preserve"> into </w:t>
+      </w:r>
+      <w:r>
+        <w:rPr>
+          <w:rFonts w:eastAsiaTheme="minorEastAsia"/>
+          <w:lang w:val="en-US"/>
+        </w:rPr>
+        <w:t xml:space="preserve">the </w:t>
+      </w:r>
+      <w:r>
+        <w:rPr>
+          <w:rFonts w:eastAsiaTheme="minorEastAsia"/>
+          <w:lang w:val="en-US"/>
+        </w:rPr>
+        <w:t xml:space="preserve">term expression as </w:t>
       </w:r>
       <m:oMath>
         <m:r>
@@ -2841,7 +2970,37 @@
           <w:rFonts w:eastAsiaTheme="minorEastAsia"/>
           <w:lang w:val="en-US"/>
         </w:rPr>
-        <w:t>Then on each iteration of the algorithm we find largest v that following inequality holds:</w:t>
+        <w:t xml:space="preserve">Then on each iteration of the algorithm we find largest </w:t>
+      </w:r>
+      <m:oMath>
+        <m:r>
+          <w:rPr>
+            <w:rFonts w:ascii="Cambria Math" w:eastAsiaTheme="minorEastAsia" w:hAnsi="Cambria Math"/>
+            <w:lang w:val="en-US"/>
+          </w:rPr>
+          <m:t>v</m:t>
+        </m:r>
+      </m:oMath>
+      <w:r>
+        <w:rPr>
+          <w:rFonts w:eastAsiaTheme="minorEastAsia"/>
+          <w:lang w:val="en-US"/>
+        </w:rPr>
+        <w:t xml:space="preserve"> </w:t>
+      </w:r>
+      <w:r>
+        <w:rPr>
+          <w:rFonts w:eastAsiaTheme="minorEastAsia"/>
+          <w:lang w:val="en-US"/>
+        </w:rPr>
+        <w:t xml:space="preserve">such </w:t>
+      </w:r>
+      <w:r>
+        <w:rPr>
+          <w:rFonts w:eastAsiaTheme="minorEastAsia"/>
+          <w:lang w:val="en-US"/>
+        </w:rPr>
+        <w:t>that following inequality holds:</w:t>
       </w:r>
     </w:p>
     <w:p>
@@ -2897,14 +3056,7 @@
               <w:rFonts w:ascii="Cambria Math" w:eastAsiaTheme="minorEastAsia" w:hAnsi="Cambria Math"/>
               <w:lang w:val="en-US"/>
             </w:rPr>
-            <m:t>+</m:t>
-          </m:r>
-          <m:r>
-            <w:rPr>
-              <w:rFonts w:ascii="Cambria Math" w:eastAsiaTheme="minorEastAsia" w:hAnsi="Cambria Math"/>
-              <w:lang w:val="en-US"/>
-            </w:rPr>
-            <m:t>ter</m:t>
+            <m:t>+ter</m:t>
           </m:r>
           <m:sSub>
             <m:sSubPr>
@@ -3053,14 +3205,7 @@
               <w:rFonts w:ascii="Cambria Math" w:eastAsiaTheme="minorEastAsia" w:hAnsi="Cambria Math"/>
               <w:lang w:val="en-US"/>
             </w:rPr>
-            <m:t>&lt;</m:t>
-          </m:r>
-          <m:r>
-            <w:rPr>
-              <w:rFonts w:ascii="Cambria Math" w:eastAsiaTheme="minorEastAsia" w:hAnsi="Cambria Math"/>
-              <w:lang w:val="en-US"/>
-            </w:rPr>
-            <m:t>re</m:t>
+            <m:t>&lt;re</m:t>
           </m:r>
           <m:sSub>
             <m:sSubPr>
@@ -3605,7 +3750,21 @@
           <w:rFonts w:eastAsiaTheme="minorEastAsia"/>
           <w:lang w:val="en-US"/>
         </w:rPr>
-        <w:t xml:space="preserve"> Our approximation approaches true value for </w:t>
+        <w:t xml:space="preserve"> </w:t>
+      </w:r>
+      <w:r>
+        <w:rPr>
+          <w:rFonts w:eastAsiaTheme="minorEastAsia"/>
+          <w:lang w:val="en-US"/>
+        </w:rPr>
+        <w:t>In other words o</w:t>
+      </w:r>
+      <w:r>
+        <w:rPr>
+          <w:rFonts w:eastAsiaTheme="minorEastAsia"/>
+          <w:lang w:val="en-US"/>
+        </w:rPr>
+        <w:t xml:space="preserve">ur approximation approaches true value for </w:t>
       </w:r>
       <m:oMath>
         <m:r>
@@ -3782,7 +3941,7 @@
           <w:rFonts w:eastAsiaTheme="minorEastAsia"/>
           <w:lang w:val="en-US"/>
         </w:rPr>
-        <w:t xml:space="preserve">and we assume that all 64 bits represent integer part. In other words </w:t>
+        <w:t xml:space="preserve">and we assume that all 64 bits represent integer part. In </w:t>
       </w:r>
       <w:r>
         <w:rPr>
@@ -3790,7 +3949,7 @@
           <w:lang w:val="en-US"/>
         </w:rPr>
         <w:lastRenderedPageBreak/>
-        <w:t>there is no fractional part. The result of taking square root of 64</w:t>
+        <w:t>other words there is no fractional part. The result of taking square root of 64</w:t>
       </w:r>
       <w:r>
         <w:rPr>
@@ -4076,21 +4235,7 @@
           <w:rFonts w:eastAsiaTheme="minorEastAsia"/>
           <w:lang w:val="en-US"/>
         </w:rPr>
-        <w:t xml:space="preserve"> </w:t>
-      </w:r>
-      <w:r>
-        <w:rPr>
-          <w:rFonts w:eastAsiaTheme="minorEastAsia"/>
-          <w:lang w:val="en-US"/>
-        </w:rPr>
-        <w:t>–</w:t>
-      </w:r>
-      <w:r>
-        <w:rPr>
-          <w:rFonts w:eastAsiaTheme="minorEastAsia"/>
-          <w:lang w:val="en-US"/>
-        </w:rPr>
-        <w:t xml:space="preserve"> 0 or </w:t>
+        <w:t xml:space="preserve"> – 0 or </w:t>
       </w:r>
       <m:oMath>
         <m:r>
@@ -4326,28 +4471,7 @@
               <w:rFonts w:ascii="Cambria Math" w:eastAsiaTheme="minorEastAsia" w:hAnsi="Cambria Math"/>
               <w:lang w:val="en-US"/>
             </w:rPr>
-            <m:t>=</m:t>
-          </m:r>
-          <m:r>
-            <w:rPr>
-              <w:rFonts w:ascii="Cambria Math" w:eastAsiaTheme="minorEastAsia" w:hAnsi="Cambria Math"/>
-              <w:lang w:val="en-US"/>
-            </w:rPr>
-            <m:t>1000 0000 0000 0000 0000 0000 0000 000</m:t>
-          </m:r>
-          <m:r>
-            <w:rPr>
-              <w:rFonts w:ascii="Cambria Math" w:eastAsiaTheme="minorEastAsia" w:hAnsi="Cambria Math"/>
-              <w:lang w:val="en-US"/>
-            </w:rPr>
-            <m:t>0</m:t>
-          </m:r>
-          <m:r>
-            <w:rPr>
-              <w:rFonts w:ascii="Cambria Math" w:eastAsiaTheme="minorEastAsia" w:hAnsi="Cambria Math"/>
-              <w:lang w:val="en-US"/>
-            </w:rPr>
-            <m:t>=</m:t>
+            <m:t>=1000 0000 0000 0000 0000 0000 0000 0000=</m:t>
           </m:r>
           <m:sSup>
             <m:sSupPr>
@@ -4427,35 +4551,7 @@
               <w:rFonts w:ascii="Cambria Math" w:eastAsiaTheme="minorEastAsia" w:hAnsi="Cambria Math"/>
               <w:lang w:val="en-US"/>
             </w:rPr>
-            <m:t>=</m:t>
-          </m:r>
-          <m:r>
-            <w:rPr>
-              <w:rFonts w:ascii="Cambria Math" w:eastAsiaTheme="minorEastAsia" w:hAnsi="Cambria Math"/>
-              <w:lang w:val="en-US"/>
-            </w:rPr>
-            <m:t>01</m:t>
-          </m:r>
-          <m:r>
-            <w:rPr>
-              <w:rFonts w:ascii="Cambria Math" w:eastAsiaTheme="minorEastAsia" w:hAnsi="Cambria Math"/>
-              <w:lang w:val="en-US"/>
-            </w:rPr>
-            <m:t>00 0000 0000 0000 0000 0000 0000 000</m:t>
-          </m:r>
-          <m:r>
-            <w:rPr>
-              <w:rFonts w:ascii="Cambria Math" w:eastAsiaTheme="minorEastAsia" w:hAnsi="Cambria Math"/>
-              <w:lang w:val="en-US"/>
-            </w:rPr>
-            <m:t>0</m:t>
-          </m:r>
-          <m:r>
-            <w:rPr>
-              <w:rFonts w:ascii="Cambria Math" w:eastAsiaTheme="minorEastAsia" w:hAnsi="Cambria Math"/>
-              <w:lang w:val="en-US"/>
-            </w:rPr>
-            <m:t>=</m:t>
+            <m:t>=0100 0000 0000 0000 0000 0000 0000 0000=</m:t>
           </m:r>
           <m:sSup>
             <m:sSupPr>
@@ -4535,35 +4631,7 @@
               <w:rFonts w:ascii="Cambria Math" w:eastAsiaTheme="minorEastAsia" w:hAnsi="Cambria Math"/>
               <w:lang w:val="en-US"/>
             </w:rPr>
-            <m:t>=0</m:t>
-          </m:r>
-          <m:r>
-            <w:rPr>
-              <w:rFonts w:ascii="Cambria Math" w:eastAsiaTheme="minorEastAsia" w:hAnsi="Cambria Math"/>
-              <w:lang w:val="en-US"/>
-            </w:rPr>
-            <m:t>01</m:t>
-          </m:r>
-          <m:r>
-            <w:rPr>
-              <w:rFonts w:ascii="Cambria Math" w:eastAsiaTheme="minorEastAsia" w:hAnsi="Cambria Math"/>
-              <w:lang w:val="en-US"/>
-            </w:rPr>
-            <m:t>0 0000 0000 0000 0000 0000 0000 000</m:t>
-          </m:r>
-          <m:r>
-            <w:rPr>
-              <w:rFonts w:ascii="Cambria Math" w:eastAsiaTheme="minorEastAsia" w:hAnsi="Cambria Math"/>
-              <w:lang w:val="en-US"/>
-            </w:rPr>
-            <m:t>0</m:t>
-          </m:r>
-          <m:r>
-            <w:rPr>
-              <w:rFonts w:ascii="Cambria Math" w:eastAsiaTheme="minorEastAsia" w:hAnsi="Cambria Math"/>
-              <w:lang w:val="en-US"/>
-            </w:rPr>
-            <m:t>=</m:t>
+            <m:t>=0010 0000 0000 0000 0000 0000 0000 0000=</m:t>
           </m:r>
           <m:sSup>
             <m:sSupPr>
@@ -4734,7 +4802,21 @@
           <w:rFonts w:eastAsiaTheme="minorEastAsia"/>
           <w:lang w:val="en-US"/>
         </w:rPr>
-        <w:t>First, result</w:t>
+        <w:t xml:space="preserve">First, </w:t>
+      </w:r>
+      <w:r>
+        <w:rPr>
+          <w:rFonts w:eastAsiaTheme="minorEastAsia"/>
+          <w:lang w:val="en-US"/>
+        </w:rPr>
+        <w:t xml:space="preserve">we define </w:t>
+      </w:r>
+      <w:r>
+        <w:rPr>
+          <w:rFonts w:eastAsiaTheme="minorEastAsia"/>
+          <w:lang w:val="en-US"/>
+        </w:rPr>
+        <w:t>result</w:t>
       </w:r>
       <w:r>
         <w:rPr>
@@ -4748,14 +4830,42 @@
           <w:rFonts w:eastAsiaTheme="minorEastAsia"/>
           <w:lang w:val="en-US"/>
         </w:rPr>
-        <w:t xml:space="preserve"> is 64-bit number instead of 32 bit</w:t>
-      </w:r>
-      <w:r>
-        <w:rPr>
-          <w:rFonts w:eastAsiaTheme="minorEastAsia"/>
-          <w:lang w:val="en-US"/>
-        </w:rPr>
-        <w:t>. We do not fill it from 31</w:t>
+        <w:t xml:space="preserve"> </w:t>
+      </w:r>
+      <w:r>
+        <w:rPr>
+          <w:rFonts w:eastAsiaTheme="minorEastAsia"/>
+          <w:lang w:val="en-US"/>
+        </w:rPr>
+        <w:t>as</w:t>
+      </w:r>
+      <w:r>
+        <w:rPr>
+          <w:rFonts w:eastAsiaTheme="minorEastAsia"/>
+          <w:lang w:val="en-US"/>
+        </w:rPr>
+        <w:t xml:space="preserve"> 64-bit number instead of 32 bit</w:t>
+      </w:r>
+      <w:r>
+        <w:rPr>
+          <w:rFonts w:eastAsiaTheme="minorEastAsia"/>
+          <w:lang w:val="en-US"/>
+        </w:rPr>
+        <w:t xml:space="preserve">. </w:t>
+      </w:r>
+      <w:r>
+        <w:rPr>
+          <w:rFonts w:eastAsiaTheme="minorEastAsia"/>
+          <w:lang w:val="en-US"/>
+        </w:rPr>
+        <w:t>Second, w</w:t>
+      </w:r>
+      <w:r>
+        <w:rPr>
+          <w:rFonts w:eastAsiaTheme="minorEastAsia"/>
+          <w:lang w:val="en-US"/>
+        </w:rPr>
+        <w:t>e do not fill it from 31</w:t>
       </w:r>
       <w:r>
         <w:rPr>
@@ -4785,7 +4895,7 @@
           <w:vertAlign w:val="superscript"/>
           <w:lang w:val="en-US"/>
         </w:rPr>
-        <w:t>rd</w:t>
+        <w:t>nd</w:t>
       </w:r>
       <w:r>
         <w:rPr>
@@ -4841,6 +4951,13 @@
           </m:sup>
         </m:sSubSup>
       </m:oMath>
+      <w:r>
+        <w:rPr>
+          <w:rFonts w:eastAsiaTheme="minorEastAsia"/>
+          <w:lang w:val="en-US"/>
+        </w:rPr>
+        <w:t xml:space="preserve"> as a result buffer</w:t>
+      </w:r>
       <w:r>
         <w:rPr>
           <w:rFonts w:eastAsiaTheme="minorEastAsia"/>
@@ -4970,28 +5087,7 @@
                 <w:rFonts w:ascii="Cambria Math" w:eastAsiaTheme="minorEastAsia" w:hAnsi="Cambria Math"/>
                 <w:lang w:val="en-US"/>
               </w:rPr>
-              <m:t>3</m:t>
-            </m:r>
-            <m:r>
-              <w:rPr>
-                <w:rFonts w:ascii="Cambria Math" w:eastAsiaTheme="minorEastAsia" w:hAnsi="Cambria Math"/>
-                <w:lang w:val="en-US"/>
-              </w:rPr>
-              <m:t>2</m:t>
-            </m:r>
-            <m:r>
-              <w:rPr>
-                <w:rFonts w:ascii="Cambria Math" w:eastAsiaTheme="minorEastAsia" w:hAnsi="Cambria Math"/>
-                <w:lang w:val="en-US"/>
-              </w:rPr>
-              <m:t>-</m:t>
-            </m:r>
-            <m:r>
-              <w:rPr>
-                <w:rFonts w:ascii="Cambria Math" w:eastAsiaTheme="minorEastAsia" w:hAnsi="Cambria Math"/>
-                <w:lang w:val="en-US"/>
-              </w:rPr>
-              <m:t>i</m:t>
+              <m:t>32-i</m:t>
             </m:r>
           </m:sup>
         </m:sSup>
@@ -5117,28 +5213,7 @@
                 <w:rFonts w:ascii="Cambria Math" w:eastAsiaTheme="minorEastAsia" w:hAnsi="Cambria Math"/>
                 <w:lang w:val="en-US"/>
               </w:rPr>
-              <m:t>3</m:t>
-            </m:r>
-            <m:r>
-              <w:rPr>
-                <w:rFonts w:ascii="Cambria Math" w:eastAsiaTheme="minorEastAsia" w:hAnsi="Cambria Math"/>
-                <w:lang w:val="en-US"/>
-              </w:rPr>
-              <m:t>2</m:t>
-            </m:r>
-            <m:r>
-              <w:rPr>
-                <w:rFonts w:ascii="Cambria Math" w:eastAsiaTheme="minorEastAsia" w:hAnsi="Cambria Math"/>
-                <w:lang w:val="en-US"/>
-              </w:rPr>
-              <m:t>-</m:t>
-            </m:r>
-            <m:r>
-              <w:rPr>
-                <w:rFonts w:ascii="Cambria Math" w:eastAsiaTheme="minorEastAsia" w:hAnsi="Cambria Math"/>
-                <w:lang w:val="en-US"/>
-              </w:rPr>
-              <m:t>i</m:t>
+              <m:t>32-i</m:t>
             </m:r>
           </m:sup>
         </m:sSup>
@@ -5147,14 +5222,7 @@
             <w:rFonts w:ascii="Cambria Math" w:eastAsiaTheme="minorEastAsia" w:hAnsi="Cambria Math"/>
             <w:lang w:val="en-US"/>
           </w:rPr>
-          <m:t>=</m:t>
-        </m:r>
-        <m:r>
-          <w:rPr>
-            <w:rFonts w:ascii="Cambria Math" w:eastAsiaTheme="minorEastAsia" w:hAnsi="Cambria Math"/>
-            <w:lang w:val="en-US"/>
-          </w:rPr>
-          <m:t>re</m:t>
+          <m:t>=re</m:t>
         </m:r>
         <m:sSubSup>
           <m:sSubSupPr>
@@ -5226,14 +5294,7 @@
                 <w:rFonts w:ascii="Cambria Math" w:eastAsiaTheme="minorEastAsia" w:hAnsi="Cambria Math"/>
                 <w:lang w:val="en-US"/>
               </w:rPr>
-              <m:t>i-3</m:t>
-            </m:r>
-            <m:r>
-              <w:rPr>
-                <w:rFonts w:ascii="Cambria Math" w:eastAsiaTheme="minorEastAsia" w:hAnsi="Cambria Math"/>
-                <w:lang w:val="en-US"/>
-              </w:rPr>
-              <m:t>2</m:t>
+              <m:t>i-32</m:t>
             </m:r>
           </m:sup>
         </m:sSup>
@@ -5330,28 +5391,7 @@
               <w:rFonts w:ascii="Cambria Math" w:eastAsiaTheme="minorEastAsia" w:hAnsi="Cambria Math"/>
               <w:lang w:val="en-US"/>
             </w:rPr>
-            <m:t>=</m:t>
-          </m:r>
-          <m:r>
-            <w:rPr>
-              <w:rFonts w:ascii="Cambria Math" w:eastAsiaTheme="minorEastAsia" w:hAnsi="Cambria Math"/>
-              <w:lang w:val="en-US"/>
-            </w:rPr>
-            <m:t>01</m:t>
-          </m:r>
-          <m:r>
-            <w:rPr>
-              <w:rFonts w:ascii="Cambria Math" w:eastAsiaTheme="minorEastAsia" w:hAnsi="Cambria Math"/>
-              <w:lang w:val="en-US"/>
-            </w:rPr>
-            <m:t>00 0000</m:t>
-          </m:r>
-          <m:r>
-            <w:rPr>
-              <w:rFonts w:ascii="Cambria Math" w:eastAsiaTheme="minorEastAsia" w:hAnsi="Cambria Math"/>
-              <w:lang w:val="en-US"/>
-            </w:rPr>
-            <m:t>…</m:t>
+            <m:t>=0100 0000…</m:t>
           </m:r>
         </m:oMath>
       </m:oMathPara>
@@ -5418,42 +5458,7 @@
               <w:rFonts w:ascii="Cambria Math" w:eastAsiaTheme="minorEastAsia" w:hAnsi="Cambria Math"/>
               <w:lang w:val="en-US"/>
             </w:rPr>
-            <m:t>=0</m:t>
-          </m:r>
-          <m:r>
-            <w:rPr>
-              <w:rFonts w:ascii="Cambria Math" w:eastAsiaTheme="minorEastAsia" w:hAnsi="Cambria Math"/>
-              <w:lang w:val="en-US"/>
-            </w:rPr>
-            <m:t>0</m:t>
-          </m:r>
-          <m:r>
-            <w:rPr>
-              <w:rFonts w:ascii="Cambria Math" w:eastAsiaTheme="minorEastAsia" w:hAnsi="Cambria Math"/>
-              <w:lang w:val="en-US"/>
-            </w:rPr>
-            <m:t>1</m:t>
-          </m:r>
-          <m:r>
-            <w:rPr>
-              <w:rFonts w:ascii="Cambria Math" w:eastAsiaTheme="minorEastAsia" w:hAnsi="Cambria Math"/>
-              <w:lang w:val="en-US"/>
-            </w:rPr>
-            <m:t>1</m:t>
-          </m:r>
-          <m:r>
-            <w:rPr>
-              <w:rFonts w:ascii="Cambria Math" w:eastAsiaTheme="minorEastAsia" w:hAnsi="Cambria Math"/>
-              <w:lang w:val="en-US"/>
-            </w:rPr>
-            <m:t xml:space="preserve"> 0000</m:t>
-          </m:r>
-          <m:r>
-            <w:rPr>
-              <w:rFonts w:ascii="Cambria Math" w:eastAsiaTheme="minorEastAsia" w:hAnsi="Cambria Math"/>
-              <w:lang w:val="en-US"/>
-            </w:rPr>
-            <m:t>…</m:t>
+            <m:t>=0011 0000…</m:t>
           </m:r>
         </m:oMath>
       </m:oMathPara>
@@ -5520,42 +5525,7 @@
               <w:rFonts w:ascii="Cambria Math" w:eastAsiaTheme="minorEastAsia" w:hAnsi="Cambria Math"/>
               <w:lang w:val="en-US"/>
             </w:rPr>
-            <m:t>=00</m:t>
-          </m:r>
-          <m:r>
-            <w:rPr>
-              <w:rFonts w:ascii="Cambria Math" w:eastAsiaTheme="minorEastAsia" w:hAnsi="Cambria Math"/>
-              <w:lang w:val="en-US"/>
-            </w:rPr>
-            <m:t>0</m:t>
-          </m:r>
-          <m:r>
-            <w:rPr>
-              <w:rFonts w:ascii="Cambria Math" w:eastAsiaTheme="minorEastAsia" w:hAnsi="Cambria Math"/>
-              <w:lang w:val="en-US"/>
-            </w:rPr>
-            <m:t>1 1</m:t>
-          </m:r>
-          <m:r>
-            <w:rPr>
-              <w:rFonts w:ascii="Cambria Math" w:eastAsiaTheme="minorEastAsia" w:hAnsi="Cambria Math"/>
-              <w:lang w:val="en-US"/>
-            </w:rPr>
-            <m:t>1</m:t>
-          </m:r>
-          <m:r>
-            <w:rPr>
-              <w:rFonts w:ascii="Cambria Math" w:eastAsiaTheme="minorEastAsia" w:hAnsi="Cambria Math"/>
-              <w:lang w:val="en-US"/>
-            </w:rPr>
-            <m:t>00</m:t>
-          </m:r>
-          <m:r>
-            <w:rPr>
-              <w:rFonts w:ascii="Cambria Math" w:eastAsiaTheme="minorEastAsia" w:hAnsi="Cambria Math"/>
-              <w:lang w:val="en-US"/>
-            </w:rPr>
-            <m:t>…</m:t>
+            <m:t>=0001 1100…</m:t>
           </m:r>
         </m:oMath>
       </m:oMathPara>
@@ -5586,7 +5556,21 @@
           <w:rFonts w:eastAsiaTheme="minorEastAsia"/>
           <w:lang w:val="en-US"/>
         </w:rPr>
-        <w:t xml:space="preserve"> that after 32 iterations result will have width of 32 bits and will contain normal 32 bits value for the root of given number.</w:t>
+        <w:t xml:space="preserve"> that after 32 iterations result will have width of 32 bits and will contain </w:t>
+      </w:r>
+      <w:r>
+        <w:rPr>
+          <w:rFonts w:eastAsiaTheme="minorEastAsia"/>
+          <w:lang w:val="en-US"/>
+        </w:rPr>
+        <w:t>a regular</w:t>
+      </w:r>
+      <w:r>
+        <w:rPr>
+          <w:rFonts w:eastAsiaTheme="minorEastAsia"/>
+          <w:lang w:val="en-US"/>
+        </w:rPr>
+        <w:t xml:space="preserve"> 32 bits value for the root of given number.</w:t>
       </w:r>
     </w:p>
     <w:p>
@@ -5763,21 +5747,7 @@
                 <w:rFonts w:ascii="Cambria Math" w:eastAsiaTheme="minorEastAsia" w:hAnsi="Cambria Math"/>
                 <w:lang w:val="en-US"/>
               </w:rPr>
-              <m:t>3</m:t>
-            </m:r>
-            <m:r>
-              <w:rPr>
-                <w:rFonts w:ascii="Cambria Math" w:eastAsiaTheme="minorEastAsia" w:hAnsi="Cambria Math"/>
-                <w:lang w:val="en-US"/>
-              </w:rPr>
-              <m:t>2</m:t>
-            </m:r>
-            <m:r>
-              <w:rPr>
-                <w:rFonts w:ascii="Cambria Math" w:eastAsiaTheme="minorEastAsia" w:hAnsi="Cambria Math"/>
-                <w:lang w:val="en-US"/>
-              </w:rPr>
-              <m:t>-i</m:t>
+              <m:t>32-i</m:t>
             </m:r>
           </m:sup>
         </m:sSup>
@@ -5869,14 +5839,7 @@
             <w:rFonts w:ascii="Cambria Math" w:eastAsiaTheme="minorEastAsia" w:hAnsi="Cambria Math"/>
             <w:lang w:val="en-US"/>
           </w:rPr>
-          <m:t>∙</m:t>
-        </m:r>
-        <m:r>
-          <w:rPr>
-            <w:rFonts w:ascii="Cambria Math" w:eastAsiaTheme="minorEastAsia" w:hAnsi="Cambria Math"/>
-            <w:lang w:val="en-US"/>
-          </w:rPr>
-          <m:t>1/</m:t>
+          <m:t>∙1/</m:t>
         </m:r>
         <m:sSup>
           <m:sSupPr>
@@ -5903,28 +5866,7 @@
                 <w:rFonts w:ascii="Cambria Math" w:eastAsiaTheme="minorEastAsia" w:hAnsi="Cambria Math"/>
                 <w:lang w:val="en-US"/>
               </w:rPr>
-              <m:t>3</m:t>
-            </m:r>
-            <m:r>
-              <w:rPr>
-                <w:rFonts w:ascii="Cambria Math" w:eastAsiaTheme="minorEastAsia" w:hAnsi="Cambria Math"/>
-                <w:lang w:val="en-US"/>
-              </w:rPr>
-              <m:t>2</m:t>
-            </m:r>
-            <m:r>
-              <w:rPr>
-                <w:rFonts w:ascii="Cambria Math" w:eastAsiaTheme="minorEastAsia" w:hAnsi="Cambria Math"/>
-                <w:lang w:val="en-US"/>
-              </w:rPr>
-              <m:t>-</m:t>
-            </m:r>
-            <m:r>
-              <w:rPr>
-                <w:rFonts w:ascii="Cambria Math" w:eastAsiaTheme="minorEastAsia" w:hAnsi="Cambria Math"/>
-                <w:lang w:val="en-US"/>
-              </w:rPr>
-              <m:t>i</m:t>
+              <m:t>32-i</m:t>
             </m:r>
           </m:sup>
         </m:sSup>
@@ -6005,14 +5947,7 @@
                 <w:rFonts w:ascii="Cambria Math" w:eastAsiaTheme="minorEastAsia" w:hAnsi="Cambria Math"/>
                 <w:lang w:val="en-US"/>
               </w:rPr>
-              <m:t>i-3</m:t>
-            </m:r>
-            <m:r>
-              <w:rPr>
-                <w:rFonts w:ascii="Cambria Math" w:eastAsiaTheme="minorEastAsia" w:hAnsi="Cambria Math"/>
-                <w:lang w:val="en-US"/>
-              </w:rPr>
-              <m:t>2</m:t>
+              <m:t>i-32</m:t>
             </m:r>
           </m:sup>
         </m:sSup>
@@ -6104,35 +6039,7 @@
               <w:rFonts w:ascii="Cambria Math" w:eastAsiaTheme="minorEastAsia" w:hAnsi="Cambria Math"/>
               <w:lang w:val="en-US"/>
             </w:rPr>
-            <m:t>=</m:t>
-          </m:r>
-          <m:r>
-            <w:rPr>
-              <w:rFonts w:ascii="Cambria Math" w:eastAsiaTheme="minorEastAsia" w:hAnsi="Cambria Math"/>
-              <w:lang w:val="en-US"/>
-            </w:rPr>
-            <m:t>01</m:t>
-          </m:r>
-          <m:r>
-            <w:rPr>
-              <w:rFonts w:ascii="Cambria Math" w:eastAsiaTheme="minorEastAsia" w:hAnsi="Cambria Math"/>
-              <w:lang w:val="en-US"/>
-            </w:rPr>
-            <m:t>00 0000 0000 0000</m:t>
-          </m:r>
-          <m:r>
-            <w:rPr>
-              <w:rFonts w:ascii="Cambria Math" w:eastAsiaTheme="minorEastAsia" w:hAnsi="Cambria Math"/>
-              <w:lang w:val="en-US"/>
-            </w:rPr>
-            <m:t>…</m:t>
-          </m:r>
-          <m:r>
-            <w:rPr>
-              <w:rFonts w:ascii="Cambria Math" w:eastAsiaTheme="minorEastAsia" w:hAnsi="Cambria Math"/>
-              <w:lang w:val="en-US"/>
-            </w:rPr>
-            <m:t>=</m:t>
+            <m:t>=0100 0000 0000 0000…=</m:t>
           </m:r>
           <m:sSup>
             <m:sSupPr>
@@ -6159,14 +6066,7 @@
                   <w:rFonts w:ascii="Cambria Math" w:eastAsiaTheme="minorEastAsia" w:hAnsi="Cambria Math"/>
                   <w:lang w:val="en-US"/>
                 </w:rPr>
-                <m:t>6</m:t>
-              </m:r>
-              <m:r>
-                <w:rPr>
-                  <w:rFonts w:ascii="Cambria Math" w:eastAsiaTheme="minorEastAsia" w:hAnsi="Cambria Math"/>
-                  <w:lang w:val="en-US"/>
-                </w:rPr>
-                <m:t>2</m:t>
+                <m:t>62</m:t>
               </m:r>
             </m:sup>
           </m:sSup>
@@ -6228,35 +6128,7 @@
               <w:rFonts w:ascii="Cambria Math" w:eastAsiaTheme="minorEastAsia" w:hAnsi="Cambria Math"/>
               <w:lang w:val="en-US"/>
             </w:rPr>
-            <m:t>=00</m:t>
-          </m:r>
-          <m:r>
-            <w:rPr>
-              <w:rFonts w:ascii="Cambria Math" w:eastAsiaTheme="minorEastAsia" w:hAnsi="Cambria Math"/>
-              <w:lang w:val="en-US"/>
-            </w:rPr>
-            <m:t>01</m:t>
-          </m:r>
-          <m:r>
-            <w:rPr>
-              <w:rFonts w:ascii="Cambria Math" w:eastAsiaTheme="minorEastAsia" w:hAnsi="Cambria Math"/>
-              <w:lang w:val="en-US"/>
-            </w:rPr>
-            <m:t xml:space="preserve"> 0000 0000 0000</m:t>
-          </m:r>
-          <m:r>
-            <w:rPr>
-              <w:rFonts w:ascii="Cambria Math" w:eastAsiaTheme="minorEastAsia" w:hAnsi="Cambria Math"/>
-              <w:lang w:val="en-US"/>
-            </w:rPr>
-            <m:t>…</m:t>
-          </m:r>
-          <m:r>
-            <w:rPr>
-              <w:rFonts w:ascii="Cambria Math" w:eastAsiaTheme="minorEastAsia" w:hAnsi="Cambria Math"/>
-              <w:lang w:val="en-US"/>
-            </w:rPr>
-            <m:t>=</m:t>
+            <m:t>=0001 0000 0000 0000…=</m:t>
           </m:r>
           <m:sSup>
             <m:sSupPr>
@@ -6283,14 +6155,7 @@
                   <w:rFonts w:ascii="Cambria Math" w:eastAsiaTheme="minorEastAsia" w:hAnsi="Cambria Math"/>
                   <w:lang w:val="en-US"/>
                 </w:rPr>
-                <m:t>6</m:t>
-              </m:r>
-              <m:r>
-                <w:rPr>
-                  <w:rFonts w:ascii="Cambria Math" w:eastAsiaTheme="minorEastAsia" w:hAnsi="Cambria Math"/>
-                  <w:lang w:val="en-US"/>
-                </w:rPr>
-                <m:t>0</m:t>
+                <m:t>60</m:t>
               </m:r>
             </m:sup>
           </m:sSup>
@@ -6352,35 +6217,7 @@
               <w:rFonts w:ascii="Cambria Math" w:eastAsiaTheme="minorEastAsia" w:hAnsi="Cambria Math"/>
               <w:lang w:val="en-US"/>
             </w:rPr>
-            <m:t xml:space="preserve">=0000 </m:t>
-          </m:r>
-          <m:r>
-            <w:rPr>
-              <w:rFonts w:ascii="Cambria Math" w:eastAsiaTheme="minorEastAsia" w:hAnsi="Cambria Math"/>
-              <w:lang w:val="en-US"/>
-            </w:rPr>
-            <m:t>01</m:t>
-          </m:r>
-          <m:r>
-            <w:rPr>
-              <w:rFonts w:ascii="Cambria Math" w:eastAsiaTheme="minorEastAsia" w:hAnsi="Cambria Math"/>
-              <w:lang w:val="en-US"/>
-            </w:rPr>
-            <m:t>00 0000 0000</m:t>
-          </m:r>
-          <m:r>
-            <w:rPr>
-              <w:rFonts w:ascii="Cambria Math" w:eastAsiaTheme="minorEastAsia" w:hAnsi="Cambria Math"/>
-              <w:lang w:val="en-US"/>
-            </w:rPr>
-            <m:t>…</m:t>
-          </m:r>
-          <m:r>
-            <w:rPr>
-              <w:rFonts w:ascii="Cambria Math" w:eastAsiaTheme="minorEastAsia" w:hAnsi="Cambria Math"/>
-              <w:lang w:val="en-US"/>
-            </w:rPr>
-            <m:t>=</m:t>
+            <m:t>=0000 0100 0000 0000…=</m:t>
           </m:r>
           <m:sSup>
             <m:sSupPr>
@@ -6407,14 +6244,7 @@
                   <w:rFonts w:ascii="Cambria Math" w:eastAsiaTheme="minorEastAsia" w:hAnsi="Cambria Math"/>
                   <w:lang w:val="en-US"/>
                 </w:rPr>
-                <m:t>5</m:t>
-              </m:r>
-              <m:r>
-                <w:rPr>
-                  <w:rFonts w:ascii="Cambria Math" w:eastAsiaTheme="minorEastAsia" w:hAnsi="Cambria Math"/>
-                  <w:lang w:val="en-US"/>
-                </w:rPr>
-                <m:t>8</m:t>
+                <m:t>58</m:t>
               </m:r>
             </m:sup>
           </m:sSup>
@@ -6556,21 +6386,7 @@
                   <w:rFonts w:ascii="Cambria Math" w:eastAsiaTheme="minorEastAsia" w:hAnsi="Cambria Math"/>
                   <w:lang w:val="en-US"/>
                 </w:rPr>
-                <m:t>6</m:t>
-              </m:r>
-              <m:r>
-                <w:rPr>
-                  <w:rFonts w:ascii="Cambria Math" w:eastAsiaTheme="minorEastAsia" w:hAnsi="Cambria Math"/>
-                  <w:lang w:val="en-US"/>
-                </w:rPr>
-                <m:t>2</m:t>
-              </m:r>
-              <m:r>
-                <w:rPr>
-                  <w:rFonts w:ascii="Cambria Math" w:eastAsiaTheme="minorEastAsia" w:hAnsi="Cambria Math"/>
-                  <w:lang w:val="en-US"/>
-                </w:rPr>
-                <m:t>-2(i-1)</m:t>
+                <m:t>62-2(i-1)</m:t>
               </m:r>
             </m:sup>
           </m:sSup>
@@ -6606,21 +6422,7 @@
                   <w:rFonts w:ascii="Cambria Math" w:eastAsiaTheme="minorEastAsia" w:hAnsi="Cambria Math"/>
                   <w:lang w:val="en-US"/>
                 </w:rPr>
-                <m:t>6</m:t>
-              </m:r>
-              <m:r>
-                <w:rPr>
-                  <w:rFonts w:ascii="Cambria Math" w:eastAsiaTheme="minorEastAsia" w:hAnsi="Cambria Math"/>
-                  <w:lang w:val="en-US"/>
-                </w:rPr>
-                <m:t>4</m:t>
-              </m:r>
-              <m:r>
-                <w:rPr>
-                  <w:rFonts w:ascii="Cambria Math" w:eastAsiaTheme="minorEastAsia" w:hAnsi="Cambria Math"/>
-                  <w:lang w:val="en-US"/>
-                </w:rPr>
-                <m:t>-2i</m:t>
+                <m:t>64-2i</m:t>
               </m:r>
             </m:sup>
           </m:sSup>
@@ -6684,21 +6486,7 @@
                   <w:rFonts w:ascii="Cambria Math" w:eastAsiaTheme="minorEastAsia" w:hAnsi="Cambria Math"/>
                   <w:lang w:val="en-US"/>
                 </w:rPr>
-                <m:t>2</m:t>
-              </m:r>
-              <m:r>
-                <w:rPr>
-                  <w:rFonts w:ascii="Cambria Math" w:eastAsiaTheme="minorEastAsia" w:hAnsi="Cambria Math"/>
-                  <w:lang w:val="en-US"/>
-                </w:rPr>
-                <m:t>∙</m:t>
-              </m:r>
-              <m:r>
-                <w:rPr>
-                  <w:rFonts w:ascii="Cambria Math" w:eastAsiaTheme="minorEastAsia" w:hAnsi="Cambria Math"/>
-                  <w:lang w:val="en-US"/>
-                </w:rPr>
-                <m:t>re</m:t>
+                <m:t>2∙re</m:t>
               </m:r>
               <m:sSub>
                 <m:sSubPr>
@@ -6725,21 +6513,7 @@
                       <w:rFonts w:ascii="Cambria Math" w:eastAsiaTheme="minorEastAsia" w:hAnsi="Cambria Math"/>
                       <w:lang w:val="en-US"/>
                     </w:rPr>
-                    <m:t>i</m:t>
-                  </m:r>
-                  <m:r>
-                    <w:rPr>
-                      <w:rFonts w:ascii="Cambria Math" w:eastAsiaTheme="minorEastAsia" w:hAnsi="Cambria Math"/>
-                      <w:lang w:val="en-US"/>
-                    </w:rPr>
-                    <m:t>-</m:t>
-                  </m:r>
-                  <m:r>
-                    <w:rPr>
-                      <w:rFonts w:ascii="Cambria Math" w:eastAsiaTheme="minorEastAsia" w:hAnsi="Cambria Math"/>
-                      <w:lang w:val="en-US"/>
-                    </w:rPr>
-                    <m:t>1</m:t>
+                    <m:t>i-1</m:t>
                   </m:r>
                 </m:sub>
               </m:sSub>
@@ -6891,14 +6665,7 @@
                   <w:rFonts w:ascii="Cambria Math" w:eastAsiaTheme="minorEastAsia" w:hAnsi="Cambria Math"/>
                   <w:lang w:val="en-US"/>
                 </w:rPr>
-                <m:t>2∙</m:t>
-              </m:r>
-              <m:r>
-                <w:rPr>
-                  <w:rFonts w:ascii="Cambria Math" w:eastAsiaTheme="minorEastAsia" w:hAnsi="Cambria Math"/>
-                  <w:lang w:val="en-US"/>
-                </w:rPr>
-                <m:t>re</m:t>
+                <m:t>2∙re</m:t>
               </m:r>
               <m:sSubSup>
                 <m:sSubSupPr>
@@ -6925,21 +6692,7 @@
                       <w:rFonts w:ascii="Cambria Math" w:eastAsiaTheme="minorEastAsia" w:hAnsi="Cambria Math"/>
                       <w:lang w:val="en-US"/>
                     </w:rPr>
-                    <m:t>i</m:t>
-                  </m:r>
-                  <m:r>
-                    <w:rPr>
-                      <w:rFonts w:ascii="Cambria Math" w:eastAsiaTheme="minorEastAsia" w:hAnsi="Cambria Math"/>
-                      <w:lang w:val="en-US"/>
-                    </w:rPr>
-                    <m:t>-</m:t>
-                  </m:r>
-                  <m:r>
-                    <w:rPr>
-                      <w:rFonts w:ascii="Cambria Math" w:eastAsiaTheme="minorEastAsia" w:hAnsi="Cambria Math"/>
-                      <w:lang w:val="en-US"/>
-                    </w:rPr>
-                    <m:t>1</m:t>
+                    <m:t>i-1</m:t>
                   </m:r>
                 </m:sub>
                 <m:sup>
@@ -6984,14 +6737,7 @@
                       <w:rFonts w:ascii="Cambria Math" w:eastAsiaTheme="minorEastAsia" w:hAnsi="Cambria Math"/>
                       <w:lang w:val="en-US"/>
                     </w:rPr>
-                    <m:t>i-3</m:t>
-                  </m:r>
-                  <m:r>
-                    <w:rPr>
-                      <w:rFonts w:ascii="Cambria Math" w:eastAsiaTheme="minorEastAsia" w:hAnsi="Cambria Math"/>
-                      <w:lang w:val="en-US"/>
-                    </w:rPr>
-                    <m:t>3</m:t>
+                    <m:t>i-33</m:t>
                   </m:r>
                 </m:sup>
               </m:sSup>
@@ -7072,14 +6818,7 @@
                       <w:rFonts w:ascii="Cambria Math" w:eastAsiaTheme="minorEastAsia" w:hAnsi="Cambria Math"/>
                       <w:lang w:val="en-US"/>
                     </w:rPr>
-                    <m:t>i-3</m:t>
-                  </m:r>
-                  <m:r>
-                    <w:rPr>
-                      <w:rFonts w:ascii="Cambria Math" w:eastAsiaTheme="minorEastAsia" w:hAnsi="Cambria Math"/>
-                      <w:lang w:val="en-US"/>
-                    </w:rPr>
-                    <m:t>2</m:t>
+                    <m:t>i-32</m:t>
                   </m:r>
                 </m:sup>
               </m:sSup>
@@ -7222,21 +6961,7 @@
                       <w:rFonts w:ascii="Cambria Math" w:eastAsiaTheme="minorEastAsia" w:hAnsi="Cambria Math"/>
                       <w:lang w:val="en-US"/>
                     </w:rPr>
-                    <m:t>i</m:t>
-                  </m:r>
-                  <m:r>
-                    <w:rPr>
-                      <w:rFonts w:ascii="Cambria Math" w:eastAsiaTheme="minorEastAsia" w:hAnsi="Cambria Math"/>
-                      <w:lang w:val="en-US"/>
-                    </w:rPr>
-                    <m:t>-</m:t>
-                  </m:r>
-                  <m:r>
-                    <w:rPr>
-                      <w:rFonts w:ascii="Cambria Math" w:eastAsiaTheme="minorEastAsia" w:hAnsi="Cambria Math"/>
-                      <w:lang w:val="en-US"/>
-                    </w:rPr>
-                    <m:t>1</m:t>
+                    <m:t>i-1</m:t>
                   </m:r>
                 </m:sub>
                 <m:sup>
@@ -7281,21 +7006,7 @@
                       <w:rFonts w:ascii="Cambria Math" w:eastAsiaTheme="minorEastAsia" w:hAnsi="Cambria Math"/>
                       <w:lang w:val="en-US"/>
                     </w:rPr>
-                    <m:t>i-</m:t>
-                  </m:r>
-                  <m:r>
-                    <w:rPr>
-                      <w:rFonts w:ascii="Cambria Math" w:eastAsiaTheme="minorEastAsia" w:hAnsi="Cambria Math"/>
-                      <w:lang w:val="en-US"/>
-                    </w:rPr>
-                    <m:t>3</m:t>
-                  </m:r>
-                  <m:r>
-                    <w:rPr>
-                      <w:rFonts w:ascii="Cambria Math" w:eastAsiaTheme="minorEastAsia" w:hAnsi="Cambria Math"/>
-                      <w:lang w:val="en-US"/>
-                    </w:rPr>
-                    <m:t>2</m:t>
+                    <m:t>i-32</m:t>
                   </m:r>
                 </m:sup>
               </m:sSup>
@@ -7376,14 +7087,7 @@
                       <w:rFonts w:ascii="Cambria Math" w:eastAsiaTheme="minorEastAsia" w:hAnsi="Cambria Math"/>
                       <w:lang w:val="en-US"/>
                     </w:rPr>
-                    <m:t>i-3</m:t>
-                  </m:r>
-                  <m:r>
-                    <w:rPr>
-                      <w:rFonts w:ascii="Cambria Math" w:eastAsiaTheme="minorEastAsia" w:hAnsi="Cambria Math"/>
-                      <w:lang w:val="en-US"/>
-                    </w:rPr>
-                    <m:t>2</m:t>
+                    <m:t>i-32</m:t>
                   </m:r>
                 </m:sup>
               </m:sSup>
@@ -7515,21 +7219,7 @@
                   <w:rFonts w:ascii="Cambria Math" w:eastAsiaTheme="minorEastAsia" w:hAnsi="Cambria Math"/>
                   <w:lang w:val="en-US"/>
                 </w:rPr>
-                <m:t>i</m:t>
-              </m:r>
-              <m:r>
-                <w:rPr>
-                  <w:rFonts w:ascii="Cambria Math" w:eastAsiaTheme="minorEastAsia" w:hAnsi="Cambria Math"/>
-                  <w:lang w:val="en-US"/>
-                </w:rPr>
-                <m:t>-</m:t>
-              </m:r>
-              <m:r>
-                <w:rPr>
-                  <w:rFonts w:ascii="Cambria Math" w:eastAsiaTheme="minorEastAsia" w:hAnsi="Cambria Math"/>
-                  <w:lang w:val="en-US"/>
-                </w:rPr>
-                <m:t>1</m:t>
+                <m:t>i-1</m:t>
               </m:r>
             </m:sub>
             <m:sup>
@@ -7547,14 +7237,7 @@
               <w:rFonts w:ascii="Cambria Math" w:eastAsiaTheme="minorEastAsia" w:hAnsi="Cambria Math"/>
               <w:lang w:val="en-US"/>
             </w:rPr>
-            <m:t xml:space="preserve"> </m:t>
-          </m:r>
-          <m:r>
-            <w:rPr>
-              <w:rFonts w:ascii="Cambria Math" w:eastAsiaTheme="minorEastAsia" w:hAnsi="Cambria Math"/>
-              <w:lang w:val="en-US"/>
-            </w:rPr>
-            <m:t>+</m:t>
+            <m:t xml:space="preserve"> +</m:t>
           </m:r>
           <m:sSubSup>
             <m:sSubSupPr>
@@ -7743,7 +7426,35 @@
           <w:rFonts w:eastAsiaTheme="minorEastAsia"/>
           <w:lang w:val="en-US"/>
         </w:rPr>
-        <w:t xml:space="preserve">One other improvement might be gained when we count </w:t>
+        <w:t>One other</w:t>
+      </w:r>
+      <w:r>
+        <w:rPr>
+          <w:rFonts w:eastAsiaTheme="minorEastAsia"/>
+          <w:lang w:val="en-US"/>
+        </w:rPr>
+        <w:t xml:space="preserve"> small</w:t>
+      </w:r>
+      <w:r>
+        <w:rPr>
+          <w:rFonts w:eastAsiaTheme="minorEastAsia"/>
+          <w:lang w:val="en-US"/>
+        </w:rPr>
+        <w:t xml:space="preserve"> improvement might be </w:t>
+      </w:r>
+      <w:r>
+        <w:rPr>
+          <w:rFonts w:eastAsiaTheme="minorEastAsia"/>
+          <w:lang w:val="en-US"/>
+        </w:rPr>
+        <w:t>made</w:t>
+      </w:r>
+      <w:r>
+        <w:rPr>
+          <w:rFonts w:eastAsiaTheme="minorEastAsia"/>
+          <w:lang w:val="en-US"/>
+        </w:rPr>
+        <w:t xml:space="preserve"> when we count </w:t>
       </w:r>
       <m:oMath>
         <m:sSub>
@@ -7850,7 +7561,21 @@
           <w:rFonts w:eastAsiaTheme="minorEastAsia"/>
           <w:lang w:val="en-US"/>
         </w:rPr>
-        <w:t>The final code is:</w:t>
+        <w:t>The final code</w:t>
+      </w:r>
+      <w:r>
+        <w:rPr>
+          <w:rFonts w:eastAsiaTheme="minorEastAsia"/>
+          <w:lang w:val="en-US"/>
+        </w:rPr>
+        <w:t xml:space="preserve"> with optimizations</w:t>
+      </w:r>
+      <w:r>
+        <w:rPr>
+          <w:rFonts w:eastAsiaTheme="minorEastAsia"/>
+          <w:lang w:val="en-US"/>
+        </w:rPr>
+        <w:t xml:space="preserve"> is:</w:t>
       </w:r>
     </w:p>
     <w:p>
@@ -8026,6 +7751,21 @@
         <w:pStyle w:val="Code"/>
       </w:pPr>
       <w:r>
+        <w:tab/>
+      </w:r>
+      <w:r>
+        <w:tab/>
+      </w:r>
+      <w:r>
+        <w:tab/>
+        <w:t>// Counting the result</w:t>
+      </w:r>
+    </w:p>
+    <w:p>
+      <w:pPr>
+        <w:pStyle w:val="Code"/>
+      </w:pPr>
+      <w:r>
         <w:lastRenderedPageBreak/>
         <w:tab/>
       </w:r>
@@ -8034,21 +7774,6 @@
       </w:r>
       <w:r>
         <w:tab/>
-        <w:t>// Counting the result</w:t>
-      </w:r>
-    </w:p>
-    <w:p>
-      <w:pPr>
-        <w:pStyle w:val="Code"/>
-      </w:pPr>
-      <w:r>
-        <w:tab/>
-      </w:r>
-      <w:r>
-        <w:tab/>
-      </w:r>
-      <w:r>
-        <w:tab/>
         <w:t>res = (res &gt;&gt; 1)| candidate;</w:t>
       </w:r>
     </w:p>
@@ -8154,6 +7879,7 @@
       <w:r>
         <w:rPr>
           <w:rFonts w:eastAsiaTheme="minorEastAsia"/>
+          <w:noProof/>
           <w:lang w:val="en-US"/>
         </w:rPr>
         <w:drawing>
@@ -8276,7 +8002,7 @@
         <w:kern w:val="2"/>
         <w:sz w:val="24"/>
         <w:szCs w:val="24"/>
-        <w:lang w:val="en-IL" w:eastAsia="en-US" w:bidi="he-IL"/>
+        <w:lang w:eastAsia="en-US" w:bidi="he-IL"/>
         <w14:ligatures w14:val="standardContextual"/>
       </w:rPr>
     </w:rPrDefault>
@@ -8870,6 +8596,7 @@
   <w:style w:type="character" w:default="1" w:styleId="DefaultParagraphFont">
     <w:name w:val="Default Paragraph Font"/>
     <w:uiPriority w:val="1"/>
+    <w:semiHidden/>
     <w:unhideWhenUsed/>
   </w:style>
   <w:style w:type="table" w:default="1" w:styleId="TableNormal">
@@ -9207,7 +8934,6 @@
     <w:rPr>
       <w:rFonts w:ascii="Consolas" w:eastAsiaTheme="minorEastAsia" w:hAnsi="Consolas"/>
       <w:sz w:val="18"/>
-      <w:lang w:val="en-IL"/>
     </w:rPr>
   </w:style>
 </w:styles>
